--- a/data/generated_documents/Supply_Chain/Supply_Chain_Document_080.docx
+++ b/data/generated_documents/Supply_Chain/Supply_Chain_Document_080.docx
@@ -16,7 +16,7 @@
         <w:rPr>
           <w:i/>
         </w:rPr>
-        <w:t>Generated: 2026-10-21 14:03:07</w:t>
+        <w:t>Generated: 2026-10-28 14:52:13</w:t>
         <w:br/>
       </w:r>
       <w:r>
